--- a/static/downloads/es/docx/layer-0/scope-declaration.docx
+++ b/static/downloads/es/docx/layer-0/scope-declaration.docx
@@ -87,7 +87,7 @@
         <w:t xml:space="preserve"> </w:t>
       </w:r>
       <w:r>
-        <w:t xml:space="preserve">2026-06-26</w:t>
+        <w:t xml:space="preserve">2026-07-07</w:t>
       </w:r>
     </w:p>
     <w:p>
@@ -331,8 +331,14 @@
     </w:p>
     <w:p>
       <w:pPr>
-        <w:pStyle w:val="BlockText"/>
-      </w:pPr>
+        <w:pStyle w:val="BodyText"/>
+      </w:pPr>
+      <w:r>
+        <w:t xml:space="preserve">&gt;</w:t>
+      </w:r>
+      <w:r>
+        <w:t xml:space="preserve"> </w:t>
+      </w:r>
       <w:r>
         <w:rPr>
           <w:b/>
@@ -340,19 +346,29 @@
         </w:rPr>
         <w:t xml:space="preserve">Justificación — ¿Por qué enumerar cada activo gobernado</w:t>
       </w:r>
-    </w:p>
-    <w:p>
-      <w:pPr>
-        <w:pStyle w:val="BlockText"/>
-      </w:pPr>
-      <w:r>
-        <w:t xml:space="preserve">Si la comunidad no ha nombrado explícitamente un activo como dentro del alcance, no lo está — punto final. Listar los activos por nombre cierra la brecha donde reclamos informales de autoridad crecen sobre recursos no declarados, y da a los miembros una lista de verificación concreta para comprobar qué controla realmente la comunidad.</w:t>
-      </w:r>
-    </w:p>
-    <w:p>
-      <w:pPr>
-        <w:pStyle w:val="BlockText"/>
-      </w:pPr>
+      <w:r>
+        <w:t xml:space="preserve"> </w:t>
+      </w:r>
+      <w:r>
+        <w:t xml:space="preserve">&gt;</w:t>
+      </w:r>
+      <w:r>
+        <w:t xml:space="preserve"> </w:t>
+      </w:r>
+      <w:r>
+        <w:t xml:space="preserve">&gt; Si la comunidad no ha nombrado explícitamente un activo como dentro del alcance, no lo está — punto final. Listar los activos por nombre cierra la brecha donde reclamos informales de autoridad crecen sobre recursos no declarados, y da a los miembros una lista de verificación concreta para comprobar qué controla realmente la comunidad.</w:t>
+      </w:r>
+    </w:p>
+    <w:p>
+      <w:pPr>
+        <w:pStyle w:val="BodyText"/>
+      </w:pPr>
+      <w:r>
+        <w:t xml:space="preserve">&gt;</w:t>
+      </w:r>
+      <w:r>
+        <w:t xml:space="preserve"> </w:t>
+      </w:r>
       <w:r>
         <w:rPr>
           <w:b/>
@@ -360,13 +376,17 @@
         </w:rPr>
         <w:t xml:space="preserve">Instrucciones — Cómo rellenar esto</w:t>
       </w:r>
-    </w:p>
-    <w:p>
-      <w:pPr>
-        <w:pStyle w:val="BlockText"/>
-      </w:pPr>
-      <w:r>
-        <w:t xml:space="preserve">Lista cada activo que la comunidad gobierna colectivamente: fondos compartidos, tesorerías, terrenos, bienes raíces, software, sitios web, cuentas en redes sociales, marca, propiedad intelectual, infraestructura física, etc. Sé específico/a — nombra cuentas, billeteras, dominios.</w:t>
+      <w:r>
+        <w:t xml:space="preserve"> </w:t>
+      </w:r>
+      <w:r>
+        <w:t xml:space="preserve">&gt;</w:t>
+      </w:r>
+      <w:r>
+        <w:t xml:space="preserve"> </w:t>
+      </w:r>
+      <w:r>
+        <w:t xml:space="preserve">&gt; Lista cada activo que la comunidad gobierna colectivamente: fondos compartidos, tesorerías, terrenos, bienes raíces, software, sitios web, cuentas en redes sociales, marca, propiedad intelectual, infraestructura física, etc. Sé específico/a — nombra cuentas, billeteras, dominios.</w:t>
       </w:r>
     </w:p>
     <w:p>
@@ -498,8 +518,14 @@
     </w:p>
     <w:p>
       <w:pPr>
-        <w:pStyle w:val="BlockText"/>
-      </w:pPr>
+        <w:pStyle w:val="BodyText"/>
+      </w:pPr>
+      <w:r>
+        <w:t xml:space="preserve">&gt;</w:t>
+      </w:r>
+      <w:r>
+        <w:t xml:space="preserve"> </w:t>
+      </w:r>
       <w:r>
         <w:rPr>
           <w:b/>
@@ -507,19 +533,29 @@
         </w:rPr>
         <w:t xml:space="preserve">Justificación — ¿Por qué nombrar dominios de decisión y no solo activos</w:t>
       </w:r>
-    </w:p>
-    <w:p>
-      <w:pPr>
-        <w:pStyle w:val="BlockText"/>
-      </w:pPr>
-      <w:r>
-        <w:t xml:space="preserve">El alcance no se trata solo de cosas — se trata de qué tipos de preguntas la comunidad puede responder colectivamente. Nombrar los dominios de decisión deja claro sin ambigüedad dónde se aplica la autoridad colectiva y dónde un individuo o una parte externa aún decide, previniendo la captura silenciosa de territorio de decisión.</w:t>
-      </w:r>
-    </w:p>
-    <w:p>
-      <w:pPr>
-        <w:pStyle w:val="BlockText"/>
-      </w:pPr>
+      <w:r>
+        <w:t xml:space="preserve"> </w:t>
+      </w:r>
+      <w:r>
+        <w:t xml:space="preserve">&gt;</w:t>
+      </w:r>
+      <w:r>
+        <w:t xml:space="preserve"> </w:t>
+      </w:r>
+      <w:r>
+        <w:t xml:space="preserve">&gt; El alcance no se trata solo de cosas — se trata de qué tipos de preguntas la comunidad puede responder colectivamente. Nombrar los dominios de decisión deja claro sin ambigüedad dónde se aplica la autoridad colectiva y dónde un individuo o una parte externa aún decide, previniendo la captura silenciosa de territorio de decisión.</w:t>
+      </w:r>
+    </w:p>
+    <w:p>
+      <w:pPr>
+        <w:pStyle w:val="BodyText"/>
+      </w:pPr>
+      <w:r>
+        <w:t xml:space="preserve">&gt;</w:t>
+      </w:r>
+      <w:r>
+        <w:t xml:space="preserve"> </w:t>
+      </w:r>
       <w:r>
         <w:rPr>
           <w:b/>
@@ -527,13 +563,17 @@
         </w:rPr>
         <w:t xml:space="preserve">Instrucciones — Cómo rellenar esto</w:t>
       </w:r>
-    </w:p>
-    <w:p>
-      <w:pPr>
-        <w:pStyle w:val="BlockText"/>
-      </w:pPr>
-      <w:r>
-        <w:t xml:space="preserve">Lista las categorías de decisiones sobre las que la comunidad tiene autoridad. Estas se corresponden con capas posteriores (gobernanza, membresía, tesorería, etc.) — nómbralas a un nivel que deje claro qué tipos de preguntas la comunidad decide en conjunto.</w:t>
+      <w:r>
+        <w:t xml:space="preserve"> </w:t>
+      </w:r>
+      <w:r>
+        <w:t xml:space="preserve">&gt;</w:t>
+      </w:r>
+      <w:r>
+        <w:t xml:space="preserve"> </w:t>
+      </w:r>
+      <w:r>
+        <w:t xml:space="preserve">&gt; Lista las categorías de decisiones sobre las que la comunidad tiene autoridad. Estas se corresponden con capas posteriores (gobernanza, membresía, tesorería, etc.) — nómbralas a un nivel que deje claro qué tipos de preguntas la comunidad decide en conjunto.</w:t>
       </w:r>
     </w:p>
     <w:p>
@@ -665,8 +705,14 @@
     </w:p>
     <w:p>
       <w:pPr>
-        <w:pStyle w:val="BlockText"/>
-      </w:pPr>
+        <w:pStyle w:val="BodyText"/>
+      </w:pPr>
+      <w:r>
+        <w:t xml:space="preserve">&gt;</w:t>
+      </w:r>
+      <w:r>
+        <w:t xml:space="preserve"> </w:t>
+      </w:r>
       <w:r>
         <w:rPr>
           <w:b/>
@@ -674,19 +720,29 @@
         </w:rPr>
         <w:t xml:space="preserve">Justificación — ¿Por qué declarar el trabajo que la comunidad asume</w:t>
       </w:r>
-    </w:p>
-    <w:p>
-      <w:pPr>
-        <w:pStyle w:val="BlockText"/>
-      </w:pPr>
-      <w:r>
-        <w:t xml:space="preserve">Autoridad sin responsabilidad asumida produce parálisis; responsabilidad sin autoridad declarada produce agotamiento y culpa. Listar las actividades que la comunidad gobierna colectivamente hace el trabajo visible, asignable y con rendición de cuentas — y hace obvio cuándo algo importante no tiene responsable.</w:t>
-      </w:r>
-    </w:p>
-    <w:p>
-      <w:pPr>
-        <w:pStyle w:val="BlockText"/>
-      </w:pPr>
+      <w:r>
+        <w:t xml:space="preserve"> </w:t>
+      </w:r>
+      <w:r>
+        <w:t xml:space="preserve">&gt;</w:t>
+      </w:r>
+      <w:r>
+        <w:t xml:space="preserve"> </w:t>
+      </w:r>
+      <w:r>
+        <w:t xml:space="preserve">&gt; Autoridad sin responsabilidad asumida produce parálisis; responsabilidad sin autoridad declarada produce agotamiento y culpa. Listar las actividades que la comunidad gobierna colectivamente hace el trabajo visible, asignable y con rendición de cuentas — y hace obvio cuándo algo importante no tiene responsable.</w:t>
+      </w:r>
+    </w:p>
+    <w:p>
+      <w:pPr>
+        <w:pStyle w:val="BodyText"/>
+      </w:pPr>
+      <w:r>
+        <w:t xml:space="preserve">&gt;</w:t>
+      </w:r>
+      <w:r>
+        <w:t xml:space="preserve"> </w:t>
+      </w:r>
       <w:r>
         <w:rPr>
           <w:b/>
@@ -694,13 +750,17 @@
         </w:rPr>
         <w:t xml:space="preserve">Instrucciones — Cómo rellenar esto</w:t>
       </w:r>
-    </w:p>
-    <w:p>
-      <w:pPr>
-        <w:pStyle w:val="BlockText"/>
-      </w:pPr>
-      <w:r>
-        <w:t xml:space="preserve">Lista las actividades continuas de las que la comunidad es responsable: mantener infraestructura compartida, admitir miembros, reportar sobre recursos, custodiar la marca, etc. Estas son las cosas que necesitan un responsable a través de la Capa 5.</w:t>
+      <w:r>
+        <w:t xml:space="preserve"> </w:t>
+      </w:r>
+      <w:r>
+        <w:t xml:space="preserve">&gt;</w:t>
+      </w:r>
+      <w:r>
+        <w:t xml:space="preserve"> </w:t>
+      </w:r>
+      <w:r>
+        <w:t xml:space="preserve">&gt; Lista las actividades continuas de las que la comunidad es responsable: mantener infraestructura compartida, admitir miembros, reportar sobre recursos, custodiar la marca, etc. Estas son las cosas que necesitan un responsable a través de la Capa 5.</w:t>
       </w:r>
     </w:p>
     <w:p>
@@ -856,8 +916,14 @@
     </w:p>
     <w:p>
       <w:pPr>
-        <w:pStyle w:val="BlockText"/>
-      </w:pPr>
+        <w:pStyle w:val="BodyText"/>
+      </w:pPr>
+      <w:r>
+        <w:t xml:space="preserve">&gt;</w:t>
+      </w:r>
+      <w:r>
+        <w:t xml:space="preserve"> </w:t>
+      </w:r>
       <w:r>
         <w:rPr>
           <w:b/>
@@ -865,13 +931,17 @@
         </w:rPr>
         <w:t xml:space="preserve">Justificación — ¿Por qué nombrar lo que la comunidad no debe tocar</w:t>
       </w:r>
-    </w:p>
-    <w:p>
-      <w:pPr>
-        <w:pStyle w:val="BlockText"/>
-      </w:pPr>
-      <w:r>
-        <w:t xml:space="preserve">Un límite no declarado no es ningún límite. Los elementos explícitamente fuera del alcance protegen a los miembros de que la comunidad se entrometa en sus vidas privadas y finanzas, y protegen a partes externas de que la comunidad presuma autoridad sobre sus asuntos. Si no está nombrado aquí, la regla por defecto de</w:t>
+      <w:r>
+        <w:t xml:space="preserve"> </w:t>
+      </w:r>
+      <w:r>
+        <w:t xml:space="preserve">&gt;</w:t>
+      </w:r>
+      <w:r>
+        <w:t xml:space="preserve"> </w:t>
+      </w:r>
+      <w:r>
+        <w:t xml:space="preserve">&gt; Un límite no declarado no es ningún límite. Los elementos explícitamente fuera del alcance protegen a los miembros de que la comunidad se entrometa en sus vidas privadas y finanzas, y protegen a partes externas de que la comunidad presuma autoridad sobre sus asuntos. Si no está nombrado aquí, la regla por defecto de</w:t>
       </w:r>
       <w:r>
         <w:t xml:space="preserve"> </w:t>
@@ -888,8 +958,14 @@
     </w:p>
     <w:p>
       <w:pPr>
-        <w:pStyle w:val="BlockText"/>
-      </w:pPr>
+        <w:pStyle w:val="BodyText"/>
+      </w:pPr>
+      <w:r>
+        <w:t xml:space="preserve">&gt;</w:t>
+      </w:r>
+      <w:r>
+        <w:t xml:space="preserve"> </w:t>
+      </w:r>
       <w:r>
         <w:rPr>
           <w:b/>
@@ -897,13 +973,17 @@
         </w:rPr>
         <w:t xml:space="preserve">Instrucciones — Cómo rellenar esto</w:t>
       </w:r>
-    </w:p>
-    <w:p>
-      <w:pPr>
-        <w:pStyle w:val="BlockText"/>
-      </w:pPr>
-      <w:r>
-        <w:t xml:space="preserve">Lista los límites más importantes: cosas que la gente podría asumir que están dentro del alcance pero no lo están. Finanzas personales, relaciones privadas, infraestructura de terceros, proyectos externos, etc.</w:t>
+      <w:r>
+        <w:t xml:space="preserve"> </w:t>
+      </w:r>
+      <w:r>
+        <w:t xml:space="preserve">&gt;</w:t>
+      </w:r>
+      <w:r>
+        <w:t xml:space="preserve"> </w:t>
+      </w:r>
+      <w:r>
+        <w:t xml:space="preserve">&gt; Lista los límites más importantes: cosas que la gente podría asumir que están dentro del alcance pero no lo están. Finanzas personales, relaciones privadas, infraestructura de terceros, proyectos externos, etc.</w:t>
       </w:r>
     </w:p>
     <w:p>
@@ -1004,6 +1084,9 @@
       </w:r>
       <w:r>
         <w:t xml:space="preserve"> </w:t>
+      </w:r>
+      <w:r>
+        <w:t xml:space="preserve">&lt;AAAA-MM-DD&gt;</w:t>
       </w:r>
     </w:p>
     <w:p>

--- a/static/downloads/es/docx/layer-0/scope-declaration.docx
+++ b/static/downloads/es/docx/layer-0/scope-declaration.docx
@@ -87,7 +87,7 @@
         <w:t xml:space="preserve"> </w:t>
       </w:r>
       <w:r>
-        <w:t xml:space="preserve">2026-07-07</w:t>
+        <w:t xml:space="preserve">2026-08-31</w:t>
       </w:r>
     </w:p>
     <w:p>
